--- a/manuscript/tables/table5_cross_city_correlation.docx
+++ b/manuscript/tables/table5_cross_city_correlation.docx
@@ -123,7 +123,7 @@
           </w:tcPr>
           <w:p>
             <w:r>
-              <w:t>-0.500</w:t>
+              <w:t>-1.000</w:t>
             </w:r>
           </w:p>
         </w:tc>
@@ -133,7 +133,7 @@
           </w:tcPr>
           <w:p>
             <w:r>
-              <w:t>0.6667</w:t>
+              <w:t>0.0000</w:t>
             </w:r>
           </w:p>
         </w:tc>

--- a/manuscript/tables/table5_cross_city_correlation.docx
+++ b/manuscript/tables/table5_cross_city_correlation.docx
@@ -81,7 +81,7 @@
           </w:tcPr>
           <w:p>
             <w:r>
-              <w:t>-0.500</w:t>
+              <w:t>-0.600</w:t>
             </w:r>
           </w:p>
         </w:tc>
@@ -91,7 +91,7 @@
           </w:tcPr>
           <w:p>
             <w:r>
-              <w:t>0.6667</w:t>
+              <w:t>0.4000</w:t>
             </w:r>
           </w:p>
         </w:tc>
@@ -101,7 +101,7 @@
           </w:tcPr>
           <w:p>
             <w:r>
-              <w:t>n=3 (descriptif, puissance limitée)</w:t>
+              <w:t>n=4 (descriptif, puissance limitée)</w:t>
             </w:r>
           </w:p>
         </w:tc>
@@ -143,7 +143,7 @@
           </w:tcPr>
           <w:p>
             <w:r>
-              <w:t>n=3 (descriptif, puissance limitée)</w:t>
+              <w:t>n=4 (descriptif, puissance limitée)</w:t>
             </w:r>
           </w:p>
         </w:tc>
